--- a/docs/mip_word/MIP_manuscript_FULL.docx
+++ b/docs/mip_word/MIP_manuscript_FULL.docx
@@ -67,7 +67,7 @@
         <w:t>Design/methodology/approach</w:t>
       </w:r>
       <w:r>
-        <w:t xml:space="preserve"> — Persona quality is reformulated as three separately falsifiable properties: predictive lift on held-out future behaviour, alignment with named marketing constructs, and stability across repeated estimation. Eleven representations, including RFM, PCA, autoencoders and a construct-aligned variational autoencoder, are compared under a frozen-representation protocol on two public datasets (2,240 customers; 2.55 million users from 110 million events), with leakage guards enforced by automated tests, six seeds per result, pre-registered performance bars and familywise correction.</w:t>
+        <w:t xml:space="preserve"> — Persona quality is reformulated as three separately falsifiable properties: predictive lift on held-out future behaviour, alignment with named marketing constructs, and stability across repeated estimation. Eleven representations, including RFM, PCA, autoencoders and a construct-aligned variational autoencoder, are compared under a frozen-representation protocol on two public datasets (2,240 customers; 2.55 million users from 110 million events), with leakage guards enforced by automated tests, six seeds per result, pre-specified performance bars and familywise correction.</w:t>
       </w:r>
     </w:p>
     <w:p>
@@ -78,7 +78,7 @@
         <w:t>Findings</w:t>
       </w:r>
       <w:r>
-        <w:t xml:space="preserve"> — Interpretability is costly and the cost is measurable. Non-neural incumbents set the strongest bars; the construct-aligned model falls significantly below both and yields markedly less stable personas. Two controls sharpen this: alignment proves to be a property of a latent subspace rather than of individual named axes, and a zero-training representation built directly from the constructs matches the neural model's lift while holding perfect axis purity by construction.</w:t>
+        <w:t xml:space="preserve"> — Interpretability is costly and the cost is measurable. Non-neural incumbents set the strongest bars; the construct-aligned model falls significantly below both and yields markedly less stable personas. Two controls sharpen this: alignment proves to be a property of a latent subspace rather than of individual named axes, and a zero-training representation built directly from the constructs achieves comparable measured lift to the neural model while holding perfect axis purity by construction.</w:t>
       </w:r>
     </w:p>
     <w:p>
@@ -185,7 +185,7 @@
     </w:p>
     <w:p>
       <w:r>
-        <w:t xml:space="preserve">The findings are largely negative and specific, which is the contribution. Under honest evaluation the incumbents this literature tends to dismiss are the strongest baselines. Construct alignment costs predictive lift and costs stability. Most consequentially, when the interpretability claim is itself tested rather than assumed, it proves narrower than reported: the constructs live in a latent </w:t>
+        <w:t xml:space="preserve">The findings are largely negative and specific, which is the contribution. Under honest evaluation the incumbents this literature tends to dismiss are the strongest baselines. Strong construct alignment costs predictive lift and can reduce stability. Most consequentially, when the interpretability claim is itself tested rather than assumed, it proves narrower than reported: the constructs live in a latent </w:t>
       </w:r>
       <w:r>
         <w:rPr>
@@ -194,7 +194,7 @@
         <w:t>subspace</w:t>
       </w:r>
       <w:r>
-        <w:t>, not on individual named axes, and a representation that simply uses the constructs as coordinates matches the neural model without any training at all.</w:t>
+        <w:t>, not on individual named axes, and a representation that simply uses the constructs as coordinates achieves comparable measured lift without any training at all.</w:t>
       </w:r>
     </w:p>
     <w:p>
@@ -546,7 +546,7 @@
         <w:rPr>
           <w:b/>
         </w:rPr>
-        <w:t>Pre-registered hypotheses.</w:t>
+        <w:t>Pre-specified hypotheses.</w:t>
       </w:r>
       <w:r>
         <w:t xml:space="preserve"> H1: the aligned representation matches or beats the strongest baseline on lift. H2: alignment produces axes that carry the named constructs. H3: construct anchoring stabilises personas relative to incumbents. H4: increasing β improves lift.</w:t>
@@ -1112,7 +1112,7 @@
     <w:p/>
     <w:p>
       <w:r>
-        <w:t>*Excluded from bar selection. Bold marks each dataset's pre-registered bar.</w:t>
+        <w:t>*Excluded from bar selection. Bold marks each dataset's pre-specified bar.</w:t>
       </w:r>
     </w:p>
     <w:p>
@@ -1137,7 +1137,7 @@
         <w:rPr>
           <w:b/>
         </w:rPr>
-        <w:t>The pre-registered bar survives</w:t>
+        <w:t>The pre-specified bar survives</w:t>
       </w:r>
       <w:r>
         <w:t>: the best-tuned autoencoder reaches 0.5519 under the tree head, still below PCA. For transparency, an autoencoder at twice the proposed model's latent capacity reaches parity with PCA under the linear head (0.5731), a difference not statistically distinguishable in either test family. The bar is unchanged, and the raw ceiling remains above everything.</w:t>
@@ -1198,7 +1198,7 @@
         <w:t>Figure 1</w:t>
       </w:r>
       <w:r>
-        <w:t xml:space="preserve"> plots the trade-off surface directly: downstream performance against construct alignment across the swept grid, with the pre-registered bar marked. It is the central artefact of the paper — the exchange rate between accuracy and interpretability, drawn from data rather than asserted.</w:t>
+        <w:t xml:space="preserve"> plots the trade-off surface directly: downstream performance against construct alignment across the swept grid, with the pre-specified bar marked. It is the central artefact of the paper — the exchange rate between accuracy and interpretability, drawn from data rather than asserted.</w:t>
       </w:r>
     </w:p>
     <w:p>
@@ -2746,7 +2746,7 @@
         <w:t>d_z</w:t>
       </w:r>
       <w:r>
-        <w:t xml:space="preserve"> = 5.46, significant after correction). Interpretable coordinates alone are insufficient; free capacity alongside them does necessary work. That vindicates the aligned/free design — but not the neural machinery used to obtain it.</w:t>
+        <w:t xml:space="preserve"> = 5.46, significant after correction). Interpretable coordinates alone are insufficient; free capacity alongside them does necessary work. That supports the aligned/free decomposition — but not the neural machinery used to obtain it.</w:t>
       </w:r>
     </w:p>
     <w:p>
@@ -2773,7 +2773,7 @@
     </w:p>
     <w:p>
       <w:r>
-        <w:t>Two results support the design rather than the model. First, the twelve aligned dimensions alone carry as much downstream signal as the autoencoder's entire unnamed embedding, and on the survey dataset the aligned block alone beats raw RFM — so the named subspace is predictively load-bearing, not a label attached to a black box. Second, RFM, dominant on purchase prediction, collapses to below base rate on next-category prediction: it contains no category information at all, and no amount of stability compensates for a representation that cannot express the question being asked. Where a persona scheme must carry category structure, a learned representation remains necessary.</w:t>
+        <w:t>Two results support the design rather than the model. First, the twelve aligned dimensions alone carry as much downstream signal as the autoencoder's entire unnamed embedding, and on the survey dataset the aligned block alone beats raw RFM — so the named subspace is predictively load-bearing, not a label attached to a black box. Second, RFM, dominant on purchase prediction, collapses to below base rate on next-category prediction: it contains no category information at all, and stability does not compensate for a representation that lacks information relevant to the prediction task. Where a persona scheme must carry category structure, a learned representation remains necessary.</w:t>
       </w:r>
     </w:p>
     <w:p>
@@ -2850,7 +2850,7 @@
         <w:t>Interpretability has a price, and this study quantifies it.</w:t>
       </w:r>
       <w:r>
-        <w:t xml:space="preserve"> Named construct structure at block-level R² ≈ 0.97 costs roughly 0.055 PR-AUC against PCA on survey data, 0.016 against RFM on behavioural data, and around 0.3 adjusted Rand index of persona stability relative to the non-neural incumbent. A manager can now make that trade explicitly rather than assuming it away.</w:t>
+        <w:t xml:space="preserve"> Named construct structure at block-level R² ≈ 0.97 costs roughly 0.055 PR-AUC against PCA on survey data, 0.016 against RFM on behavioural data, and a substantial adjusted-Rand stability gap relative to the non-neural incumbent. A manager can now make that trade explicitly rather than assuming it away.</w:t>
       </w:r>
     </w:p>
     <w:p>
@@ -2903,7 +2903,7 @@
         <w:t>Budget the evaluation, not just the model.</w:t>
       </w:r>
       <w:r>
-        <w:t xml:space="preserve"> The costliest thing an organisation can do here is not choosing the wrong representation; it is choosing without measurement and then being unable to tell. Every result in this study came from infrastructure that is modest by modern standards — the entire experimental programme, 288 sweep runs included, consumed under nine GPU-hours — while the measurement discipline that produced the findings costs nothing but protocol: hold the representation out of the labels, repeat across seeds, fix the bar before running the proposed method, and report the comparison you pre-registered rather than the one that looks best afterwards. An organisation that adopts only the protocol and none of the models will still be better off than one that adopts a persona scheme on narrative appeal.</w:t>
+        <w:t xml:space="preserve"> The costliest thing an organisation can do here is not choosing the wrong representation; it is choosing without measurement and then being unable to tell. Every result in this study came from infrastructure that is modest by modern standards — the entire experimental programme, 288 sweep runs included, consumed under nine GPU-hours — while the measurement discipline that produced the findings costs nothing but protocol: hold the representation out of the labels, repeat across seeds, fix the bar before running the proposed method, and report the comparison you pre-specified rather than the one that looks best afterwards. An organisation that adopts only the protocol and none of the models will still be better off than one that adopts a persona scheme on narrative appeal.</w:t>
       </w:r>
     </w:p>
     <w:p>
@@ -2962,7 +2962,7 @@
     </w:p>
     <w:p>
       <w:r>
-        <w:t>This paper replaces an unmeasured marketing artefact with three falsifiable measurements and reports what they say. Of four pre-registered hypotheses, three were falsified, including one this study's own design expected to hold. The interpretability being purchased is real but narrower than claimed — a named subspace rather than named axes, and one a closed-form control obtains without training or measurable loss in lift. For practice, the finding is usable immediately: incumbent representations are hard to beat, interpretable coordinates are cheap to construct directly, and the cost of an interpretable persona is now a number rather than an assumption.</w:t>
+        <w:t>This paper replaces an unmeasured marketing artefact with three falsifiable measurements and reports what they say. Of four pre-specified hypotheses, three were falsified, including one this study's own design expected to hold. The interpretability being purchased is real but narrower than claimed — a named subspace rather than named axes, and one a closed-form control obtains without training or measurable loss in lift. For practice, the finding is usable immediately: incumbent representations are hard to beat, interpretable coordinates are cheap to construct directly, and the cost of an interpretable persona is now a number rather than an assumption.</w:t>
       </w:r>
     </w:p>
     <w:p>
